--- a/docs/SI_AlphaVariant_2.0.docx
+++ b/docs/SI_AlphaVariant_2.0.docx
@@ -19,7 +19,13 @@
         <w:pStyle w:val="Heading1"/>
       </w:pPr>
       <w:r>
-        <w:t xml:space="preserve">Supplementary Note: </w:t>
+        <w:t>Supplementary Note</w:t>
+      </w:r>
+      <w:r>
+        <w:t xml:space="preserve"> 1</w:t>
+      </w:r>
+      <w:r>
+        <w:t xml:space="preserve">: </w:t>
       </w:r>
       <w:r>
         <w:rPr>
@@ -55,9 +61,6 @@
         <w:t xml:space="preserve"> combinatorial landscapes, each method was executed using its native implementation (typically </w:t>
       </w:r>
       <w:r>
-        <w:rPr>
-          <w:u w:val="single"/>
-        </w:rPr>
         <w:t>run_generic.py</w:t>
       </w:r>
       <w:r>
@@ -74,9 +77,6 @@
         <w:t xml:space="preserve"> learned-oracle landscapes, all methods were unified under a single generative-proposal script (</w:t>
       </w:r>
       <w:r>
-        <w:rPr>
-          <w:u w:val="single"/>
-        </w:rPr>
         <w:t>scripts/run_oracle_benchmark.py</w:t>
       </w:r>
       <w:r>
@@ -113,12 +113,21 @@
       </w:r>
     </w:p>
     <w:p>
-      <w:r>
-        <w:rPr>
-          <w:b/>
-          <w:bCs/>
-        </w:rPr>
-        <w:t xml:space="preserve">GreedyWalk. </w:t>
+      <w:proofErr w:type="spellStart"/>
+      <w:r>
+        <w:rPr>
+          <w:b/>
+          <w:bCs/>
+        </w:rPr>
+        <w:t>GreedyWalk</w:t>
+      </w:r>
+      <w:proofErr w:type="spellEnd"/>
+      <w:r>
+        <w:rPr>
+          <w:b/>
+          <w:bCs/>
+        </w:rPr>
+        <w:t xml:space="preserve">. </w:t>
       </w:r>
       <w:r>
         <w:t>A surrogate-free hill-climbing approach. In each round, the highest-fitness sequence identified thus far was selected, and its single-mutation neighbors were directly evaluated. For the four-site landscape, all possible single-mutant neighbors were enumerated from the library, ranked by their measured fitness, and the top 96 were selected, with any remaining slots filled randomly. For the multi-site landscape, single-mutant neighbors were generated and scored directly by the oracle. Both landscapes utilized the standard 20 amino acid alphabet.</w:t>
@@ -378,7 +387,63 @@
         <w:rPr>
           <w:rFonts w:asciiTheme="minorBidi" w:hAnsiTheme="minorBidi"/>
         </w:rPr>
-        <w:t>Four-site: A five-model MLDE ensemble was employed, comprising XGBoost (100 trees, max_depth 4, learning rate 0.1), XGBoost with a linear booster (gblinear), random forest (100 trees, max_depth 10), gradient boosting (100 trees, max_depth 3), and kernel ridge regression (alpha = 1.0). Predictions from all models were averaged, and the top 96 variants by predicted fitness over the full library were selected.</w:t>
+        <w:t xml:space="preserve">Four-site: A five-model MLDE ensemble was employed, comprising XGBoost (100 trees, </w:t>
+      </w:r>
+      <w:proofErr w:type="spellStart"/>
+      <w:r>
+        <w:rPr>
+          <w:rFonts w:asciiTheme="minorBidi" w:hAnsiTheme="minorBidi"/>
+        </w:rPr>
+        <w:t>max_depth</w:t>
+      </w:r>
+      <w:proofErr w:type="spellEnd"/>
+      <w:r>
+        <w:rPr>
+          <w:rFonts w:asciiTheme="minorBidi" w:hAnsiTheme="minorBidi"/>
+        </w:rPr>
+        <w:t xml:space="preserve"> 4, learning rate 0.1), XGBoost with a linear booster (</w:t>
+      </w:r>
+      <w:proofErr w:type="spellStart"/>
+      <w:r>
+        <w:rPr>
+          <w:rFonts w:asciiTheme="minorBidi" w:hAnsiTheme="minorBidi"/>
+        </w:rPr>
+        <w:t>gblinear</w:t>
+      </w:r>
+      <w:proofErr w:type="spellEnd"/>
+      <w:r>
+        <w:rPr>
+          <w:rFonts w:asciiTheme="minorBidi" w:hAnsiTheme="minorBidi"/>
+        </w:rPr>
+        <w:t xml:space="preserve">), random forest (100 trees, </w:t>
+      </w:r>
+      <w:proofErr w:type="spellStart"/>
+      <w:r>
+        <w:rPr>
+          <w:rFonts w:asciiTheme="minorBidi" w:hAnsiTheme="minorBidi"/>
+        </w:rPr>
+        <w:t>max_depth</w:t>
+      </w:r>
+      <w:proofErr w:type="spellEnd"/>
+      <w:r>
+        <w:rPr>
+          <w:rFonts w:asciiTheme="minorBidi" w:hAnsiTheme="minorBidi"/>
+        </w:rPr>
+        <w:t xml:space="preserve"> 10), gradient boosting (100 trees, </w:t>
+      </w:r>
+      <w:proofErr w:type="spellStart"/>
+      <w:r>
+        <w:rPr>
+          <w:rFonts w:asciiTheme="minorBidi" w:hAnsiTheme="minorBidi"/>
+        </w:rPr>
+        <w:t>max_depth</w:t>
+      </w:r>
+      <w:proofErr w:type="spellEnd"/>
+      <w:r>
+        <w:rPr>
+          <w:rFonts w:asciiTheme="minorBidi" w:hAnsiTheme="minorBidi"/>
+        </w:rPr>
+        <w:t xml:space="preserve"> 3), and kernel ridge regression (alpha = 1.0). Predictions from all models were averaged, and the top 96 variants by predicted fitness over the full library were selected.</w:t>
       </w:r>
     </w:p>
     <w:p>
@@ -1822,7 +1887,15 @@
       </w:r>
       <w:r>
         <w:lastRenderedPageBreak/>
-        <w:t>sequences (using amino acid and one-hot surrogate features). The multi-site configuration employed a homolog-pretrained prior, evolutionary-velocity (EV)-augmented surrogate features, a maximum of two mutations per sequence, and a SHAP-pruned proposal alphabet.</w:t>
+        <w:t xml:space="preserve">sequences (using amino acid and one-hot surrogate features). The multi-site configuration employed a homolog-pretrained prior, </w:t>
+      </w:r>
+      <w:proofErr w:type="spellStart"/>
+      <w:r>
+        <w:t>EVmutation</w:t>
+      </w:r>
+      <w:proofErr w:type="spellEnd"/>
+      <w:r>
+        <w:t>-augmented surrogate features, a maximum of two mutations per sequence, and a SHAP-pruned proposal alphabet.</w:t>
       </w:r>
     </w:p>
     <w:p/>
@@ -2300,14 +2373,16 @@
         <w:t>s</w:t>
       </w:r>
     </w:p>
-    <w:p/>
     <w:p>
+      <w:pPr>
+        <w:keepNext/>
+      </w:pPr>
       <w:r>
         <w:rPr>
           <w:noProof/>
         </w:rPr>
         <w:drawing>
-          <wp:inline distT="0" distB="0" distL="0" distR="0" wp14:anchorId="4407FBFE" wp14:editId="14352104">
+          <wp:inline distT="0" distB="0" distL="0" distR="0" wp14:anchorId="4407FBFE" wp14:editId="5F344436">
             <wp:extent cx="5943600" cy="3455035"/>
             <wp:effectExtent l="0" t="0" r="0" b="0"/>
             <wp:docPr id="357873522" name="Picture 2" descr="A diagram of a diagram&#10;&#10;AI-generated content may be incorrect."/>
@@ -2324,7 +2399,7 @@
                     </pic:cNvPicPr>
                   </pic:nvPicPr>
                   <pic:blipFill>
-                    <a:blip r:embed="rId8" cstate="print">
+                    <a:blip r:embed="rId9" cstate="print">
                       <a:extLst>
                         <a:ext uri="{28A0092B-C50C-407E-A947-70E740481C1C}">
                           <a14:useLocalDpi xmlns:a14="http://schemas.microsoft.com/office/drawing/2010/main" val="0"/>
@@ -2355,14 +2430,15 @@
       <w:pPr>
         <w:pStyle w:val="Heading2"/>
       </w:pPr>
-      <w:r>
-        <w:t xml:space="preserve">Supplementary Figure </w:t>
+      <w:bookmarkStart w:id="0" w:name="_Ref232678708"/>
+      <w:r>
+        <w:t>Figure S</w:t>
       </w:r>
       <w:r>
         <w:fldChar w:fldCharType="begin"/>
       </w:r>
       <w:r>
-        <w:instrText xml:space="preserve"> SEQ Supplementary_Figure_ \* ARABIC </w:instrText>
+        <w:instrText xml:space="preserve"> SEQ Figure_S \* ARABIC </w:instrText>
       </w:r>
       <w:r>
         <w:fldChar w:fldCharType="separate"/>
@@ -2374,11 +2450,9 @@
         <w:t>1</w:t>
       </w:r>
       <w:r>
-        <w:rPr>
-          <w:noProof/>
-        </w:rPr>
         <w:fldChar w:fldCharType="end"/>
       </w:r>
+      <w:bookmarkEnd w:id="0"/>
       <w:r>
         <w:t xml:space="preserve"> | Additional illustrations of the computational workflow in the first round.</w:t>
       </w:r>
@@ -2394,6 +2468,9 @@
       </w:r>
     </w:p>
     <w:p>
+      <w:pPr>
+        <w:keepNext/>
+      </w:pPr>
       <w:r>
         <w:rPr>
           <w:noProof/>
@@ -2417,7 +2494,7 @@
                     </pic:cNvPicPr>
                   </pic:nvPicPr>
                   <pic:blipFill>
-                    <a:blip r:embed="rId9" cstate="print">
+                    <a:blip r:embed="rId10" cstate="print">
                       <a:extLst>
                         <a:ext uri="{28A0092B-C50C-407E-A947-70E740481C1C}">
                           <a14:useLocalDpi xmlns:a14="http://schemas.microsoft.com/office/drawing/2010/main" val="0"/>
@@ -2449,13 +2526,13 @@
         <w:pStyle w:val="Heading2"/>
       </w:pPr>
       <w:r>
-        <w:t xml:space="preserve">Supplementary Figure </w:t>
+        <w:t>Figure S</w:t>
       </w:r>
       <w:r>
         <w:fldChar w:fldCharType="begin"/>
       </w:r>
       <w:r>
-        <w:instrText xml:space="preserve"> SEQ Supplementary_Figure_ \* ARABIC </w:instrText>
+        <w:instrText xml:space="preserve"> SEQ Figure_S \* ARABIC </w:instrText>
       </w:r>
       <w:r>
         <w:fldChar w:fldCharType="separate"/>
@@ -2467,9 +2544,6 @@
         <w:t>2</w:t>
       </w:r>
       <w:r>
-        <w:rPr>
-          <w:noProof/>
-        </w:rPr>
         <w:fldChar w:fldCharType="end"/>
       </w:r>
       <w:r>
@@ -2482,6 +2556,9 @@
       </w:r>
     </w:p>
     <w:p>
+      <w:pPr>
+        <w:keepNext/>
+      </w:pPr>
       <w:r>
         <w:rPr>
           <w:noProof/>
@@ -2505,7 +2582,7 @@
                     </pic:cNvPicPr>
                   </pic:nvPicPr>
                   <pic:blipFill>
-                    <a:blip r:embed="rId10" cstate="print">
+                    <a:blip r:embed="rId11" cstate="print">
                       <a:extLst>
                         <a:ext uri="{28A0092B-C50C-407E-A947-70E740481C1C}">
                           <a14:useLocalDpi xmlns:a14="http://schemas.microsoft.com/office/drawing/2010/main" val="0"/>
@@ -2537,13 +2614,13 @@
         <w:pStyle w:val="Heading2"/>
       </w:pPr>
       <w:r>
-        <w:t xml:space="preserve">Supplementary Figure </w:t>
+        <w:t>Figure S</w:t>
       </w:r>
       <w:r>
         <w:fldChar w:fldCharType="begin"/>
       </w:r>
       <w:r>
-        <w:instrText xml:space="preserve"> SEQ Supplementary_Figure_ \* ARABIC </w:instrText>
+        <w:instrText xml:space="preserve"> SEQ Figure_S \* ARABIC </w:instrText>
       </w:r>
       <w:r>
         <w:fldChar w:fldCharType="separate"/>
@@ -2555,9 +2632,6 @@
         <w:t>3</w:t>
       </w:r>
       <w:r>
-        <w:rPr>
-          <w:noProof/>
-        </w:rPr>
         <w:fldChar w:fldCharType="end"/>
       </w:r>
       <w:r>
@@ -2584,6 +2658,9 @@
       </w:r>
     </w:p>
     <w:p>
+      <w:pPr>
+        <w:keepNext/>
+      </w:pPr>
       <w:r>
         <w:rPr>
           <w:noProof/>
@@ -2607,7 +2684,7 @@
                     </pic:cNvPicPr>
                   </pic:nvPicPr>
                   <pic:blipFill>
-                    <a:blip r:embed="rId11"/>
+                    <a:blip r:embed="rId12"/>
                     <a:stretch>
                       <a:fillRect/>
                     </a:stretch>
@@ -2637,13 +2714,13 @@
         <w:pStyle w:val="Heading2"/>
       </w:pPr>
       <w:r>
-        <w:t xml:space="preserve">Supplementary Figure </w:t>
+        <w:t>Figure S</w:t>
       </w:r>
       <w:r>
         <w:fldChar w:fldCharType="begin"/>
       </w:r>
       <w:r>
-        <w:instrText xml:space="preserve"> SEQ Supplementary_Figure_ \* ARABIC </w:instrText>
+        <w:instrText xml:space="preserve"> SEQ Figure_S \* ARABIC </w:instrText>
       </w:r>
       <w:r>
         <w:fldChar w:fldCharType="separate"/>
@@ -2655,9 +2732,6 @@
         <w:t>4</w:t>
       </w:r>
       <w:r>
-        <w:rPr>
-          <w:noProof/>
-        </w:rPr>
         <w:fldChar w:fldCharType="end"/>
       </w:r>
       <w:r>
@@ -2705,6 +2779,9 @@
       </w:r>
     </w:p>
     <w:p>
+      <w:pPr>
+        <w:keepNext/>
+      </w:pPr>
       <w:r>
         <w:rPr>
           <w:noProof/>
@@ -2728,7 +2805,7 @@
                     </pic:cNvPicPr>
                   </pic:nvPicPr>
                   <pic:blipFill>
-                    <a:blip r:embed="rId12"/>
+                    <a:blip r:embed="rId13"/>
                     <a:srcRect t="9298"/>
                     <a:stretch>
                       <a:fillRect/>
@@ -2755,13 +2832,13 @@
         <w:pStyle w:val="Heading2"/>
       </w:pPr>
       <w:r>
-        <w:t xml:space="preserve">Supplementary Figure </w:t>
+        <w:t>Figure S</w:t>
       </w:r>
       <w:r>
         <w:fldChar w:fldCharType="begin"/>
       </w:r>
       <w:r>
-        <w:instrText xml:space="preserve"> SEQ Supplementary_Figure_ \* ARABIC </w:instrText>
+        <w:instrText xml:space="preserve"> SEQ Figure_S \* ARABIC </w:instrText>
       </w:r>
       <w:r>
         <w:fldChar w:fldCharType="separate"/>
@@ -2773,13 +2850,16 @@
         <w:t>5</w:t>
       </w:r>
       <w:r>
-        <w:rPr>
-          <w:noProof/>
-        </w:rPr>
         <w:fldChar w:fldCharType="end"/>
       </w:r>
       <w:r>
-        <w:t xml:space="preserve"> | Enzyme activity detection using the </w:t>
+        <w:rPr>
+          <w:rFonts w:hint="eastAsia"/>
+        </w:rPr>
+        <w:t xml:space="preserve"> </w:t>
+      </w:r>
+      <w:r>
+        <w:t xml:space="preserve">| Enzyme activity detection using the </w:t>
       </w:r>
       <w:proofErr w:type="spellStart"/>
       <w:r>
@@ -2863,14 +2943,7 @@
         <w:rPr>
           <w:rFonts w:eastAsia="SimSun"/>
         </w:rPr>
-        <w:t xml:space="preserve"> d. OD-Time Curve for activity detection of wild-type and fixed-site mutants. The X-axis represents the reaction time (min), and the Y-axis represents the absorbance at 410 nm. The enzyme activity was </w:t>
-      </w:r>
-      <w:r>
-        <w:rPr>
-          <w:rFonts w:eastAsia="SimSun"/>
-        </w:rPr>
-        <w:lastRenderedPageBreak/>
-        <w:t>represented by the rate of OD increase (∆OD410/min) within the linear growth region of the OD curve (zero-order reaction).</w:t>
+        <w:t xml:space="preserve"> d. OD-Time Curve for activity detection of wild-type and fixed-site mutants. The X-axis represents the reaction time (min), and the Y-axis represents the absorbance at 410 nm. The enzyme activity was represented by the rate of OD increase (∆OD410/min) within the linear growth region of the OD curve (zero-order reaction).</w:t>
       </w:r>
     </w:p>
     <w:p>
@@ -2881,6 +2954,9 @@
       </w:pPr>
     </w:p>
     <w:p>
+      <w:pPr>
+        <w:keepNext/>
+      </w:pPr>
       <w:r>
         <w:rPr>
           <w:noProof/>
@@ -2901,7 +2977,7 @@
                     <pic:cNvPicPr/>
                   </pic:nvPicPr>
                   <pic:blipFill>
-                    <a:blip r:embed="rId13"/>
+                    <a:blip r:embed="rId14"/>
                     <a:stretch>
                       <a:fillRect/>
                     </a:stretch>
@@ -2927,13 +3003,13 @@
         <w:pStyle w:val="Heading2"/>
       </w:pPr>
       <w:r>
-        <w:t xml:space="preserve">Supplementary Figure </w:t>
+        <w:t>Figure S</w:t>
       </w:r>
       <w:r>
         <w:fldChar w:fldCharType="begin"/>
       </w:r>
       <w:r>
-        <w:instrText xml:space="preserve"> SEQ Supplementary_Figure_ \* ARABIC </w:instrText>
+        <w:instrText xml:space="preserve"> SEQ Figure_S \* ARABIC </w:instrText>
       </w:r>
       <w:r>
         <w:fldChar w:fldCharType="separate"/>
@@ -2945,13 +3021,16 @@
         <w:t>6</w:t>
       </w:r>
       <w:r>
-        <w:rPr>
-          <w:noProof/>
-        </w:rPr>
         <w:fldChar w:fldCharType="end"/>
       </w:r>
       <w:r>
-        <w:t xml:space="preserve"> | </w:t>
+        <w:rPr>
+          <w:rFonts w:hint="eastAsia"/>
+        </w:rPr>
+        <w:t xml:space="preserve"> </w:t>
+      </w:r>
+      <w:r>
+        <w:t xml:space="preserve">| </w:t>
       </w:r>
       <w:r>
         <w:t xml:space="preserve">High-throughput protease activity assay and time-OD curve monitoring diagram. </w:t>
@@ -3025,6 +3104,9 @@
       </w:r>
     </w:p>
     <w:p>
+      <w:pPr>
+        <w:keepNext/>
+      </w:pPr>
       <w:r>
         <w:rPr>
           <w:noProof/>
@@ -3048,7 +3130,7 @@
                     </pic:cNvPicPr>
                   </pic:nvPicPr>
                   <pic:blipFill>
-                    <a:blip r:embed="rId14" cstate="print">
+                    <a:blip r:embed="rId15" cstate="print">
                       <a:extLst>
                         <a:ext uri="{28A0092B-C50C-407E-A947-70E740481C1C}">
                           <a14:useLocalDpi xmlns:a14="http://schemas.microsoft.com/office/drawing/2010/main" val="0"/>
@@ -3080,13 +3162,13 @@
         <w:pStyle w:val="Heading2"/>
       </w:pPr>
       <w:r>
-        <w:t xml:space="preserve">Supplementary Figure </w:t>
+        <w:t>Figure S</w:t>
       </w:r>
       <w:r>
         <w:fldChar w:fldCharType="begin"/>
       </w:r>
       <w:r>
-        <w:instrText xml:space="preserve"> SEQ Supplementary_Figure_ \* ARABIC </w:instrText>
+        <w:instrText xml:space="preserve"> SEQ Figure_S \* ARABIC </w:instrText>
       </w:r>
       <w:r>
         <w:fldChar w:fldCharType="separate"/>
@@ -3098,12 +3180,12 @@
         <w:t>7</w:t>
       </w:r>
       <w:r>
-        <w:rPr>
-          <w:noProof/>
-        </w:rPr>
         <w:fldChar w:fldCharType="end"/>
       </w:r>
       <w:r>
+        <w:rPr>
+          <w:rFonts w:hint="eastAsia"/>
+        </w:rPr>
         <w:t xml:space="preserve"> </w:t>
       </w:r>
       <w:r>
@@ -3146,10 +3228,14 @@
       </w:r>
     </w:p>
     <w:p>
+      <w:pPr>
+        <w:keepNext/>
+      </w:pPr>
       <w:r>
         <w:rPr>
           <w:noProof/>
         </w:rPr>
+        <w:lastRenderedPageBreak/>
         <w:drawing>
           <wp:inline distT="0" distB="0" distL="0" distR="0" wp14:anchorId="38C8D561" wp14:editId="0BAEB9BE">
             <wp:extent cx="5589270" cy="2371090"/>
@@ -3168,7 +3254,7 @@
                     </pic:cNvPicPr>
                   </pic:nvPicPr>
                   <pic:blipFill>
-                    <a:blip r:embed="rId15" cstate="print">
+                    <a:blip r:embed="rId16" cstate="print">
                       <a:extLst>
                         <a:ext uri="{28A0092B-C50C-407E-A947-70E740481C1C}">
                           <a14:useLocalDpi xmlns:a14="http://schemas.microsoft.com/office/drawing/2010/main" val="0"/>
@@ -3200,14 +3286,13 @@
         <w:pStyle w:val="Heading2"/>
       </w:pPr>
       <w:r>
-        <w:lastRenderedPageBreak/>
-        <w:t xml:space="preserve">Supplementary Figure </w:t>
+        <w:t>Figure S</w:t>
       </w:r>
       <w:r>
         <w:fldChar w:fldCharType="begin"/>
       </w:r>
       <w:r>
-        <w:instrText xml:space="preserve"> SEQ Supplementary_Figure_ \* ARABIC </w:instrText>
+        <w:instrText xml:space="preserve"> SEQ Figure_S \* ARABIC </w:instrText>
       </w:r>
       <w:r>
         <w:fldChar w:fldCharType="separate"/>
@@ -3219,16 +3304,16 @@
         <w:t>8</w:t>
       </w:r>
       <w:r>
-        <w:rPr>
-          <w:noProof/>
-        </w:rPr>
         <w:fldChar w:fldCharType="end"/>
       </w:r>
       <w:r>
+        <w:rPr>
+          <w:rFonts w:hint="eastAsia"/>
+        </w:rPr>
         <w:t xml:space="preserve"> </w:t>
       </w:r>
       <w:r>
-        <w:t xml:space="preserve">| Libraries generated from the six runs in the second round. </w:t>
+        <w:t>| Libraries generated from the six runs in the second round.</w:t>
       </w:r>
     </w:p>
     <w:p>
@@ -3243,6 +3328,9 @@
       </w:r>
     </w:p>
     <w:p>
+      <w:pPr>
+        <w:keepNext/>
+      </w:pPr>
       <w:r>
         <w:t xml:space="preserve"> </w:t>
       </w:r>
@@ -3268,7 +3356,7 @@
                     </pic:cNvPicPr>
                   </pic:nvPicPr>
                   <pic:blipFill>
-                    <a:blip r:embed="rId16" cstate="print">
+                    <a:blip r:embed="rId17" cstate="print">
                       <a:extLst>
                         <a:ext uri="{28A0092B-C50C-407E-A947-70E740481C1C}">
                           <a14:useLocalDpi xmlns:a14="http://schemas.microsoft.com/office/drawing/2010/main" val="0"/>
@@ -3300,13 +3388,13 @@
         <w:pStyle w:val="Heading2"/>
       </w:pPr>
       <w:r>
-        <w:t xml:space="preserve">Supplementary Figure </w:t>
+        <w:t>Figure S</w:t>
       </w:r>
       <w:r>
         <w:fldChar w:fldCharType="begin"/>
       </w:r>
       <w:r>
-        <w:instrText xml:space="preserve"> SEQ Supplementary_Figure_ \* ARABIC </w:instrText>
+        <w:instrText xml:space="preserve"> SEQ Figure_S \* ARABIC </w:instrText>
       </w:r>
       <w:r>
         <w:fldChar w:fldCharType="separate"/>
@@ -3318,13 +3406,16 @@
         <w:t>9</w:t>
       </w:r>
       <w:r>
-        <w:rPr>
-          <w:noProof/>
-        </w:rPr>
         <w:fldChar w:fldCharType="end"/>
       </w:r>
       <w:r>
-        <w:t xml:space="preserve"> | Schematic representation of the </w:t>
+        <w:rPr>
+          <w:rFonts w:hint="eastAsia"/>
+        </w:rPr>
+        <w:t xml:space="preserve"> </w:t>
+      </w:r>
+      <w:r>
+        <w:t xml:space="preserve">| Schematic representation of the </w:t>
       </w:r>
       <w:proofErr w:type="spellStart"/>
       <w:r>
@@ -3359,7 +3450,11 @@
       </w:r>
       <w:proofErr w:type="gramEnd"/>
       <w:r>
-        <w:t xml:space="preserve"> Three-dimensional representation of the fitness landscape. b, Topological view of the fitness landscape. Sequence-activity pairs derived from the libraries are highlighted as gray dots. Blue, the </w:t>
+        <w:t xml:space="preserve"> Three-dimensional representation of the fitness landscape. b, Topological </w:t>
+      </w:r>
+      <w:r>
+        <w:lastRenderedPageBreak/>
+        <w:t xml:space="preserve">view of the fitness landscape. Sequence-activity pairs derived from the libraries are highlighted as gray dots. Blue, the </w:t>
       </w:r>
       <w:proofErr w:type="gramStart"/>
       <w:r>
@@ -3371,11 +3466,13 @@
       </w:r>
     </w:p>
     <w:p>
+      <w:pPr>
+        <w:keepNext/>
+      </w:pPr>
       <w:r>
         <w:rPr>
           <w:noProof/>
         </w:rPr>
-        <w:lastRenderedPageBreak/>
         <w:drawing>
           <wp:inline distT="0" distB="0" distL="0" distR="0" wp14:anchorId="5F1F7402" wp14:editId="54B2561B">
             <wp:extent cx="5943600" cy="2922905"/>
@@ -3394,7 +3491,7 @@
                     </pic:cNvPicPr>
                   </pic:nvPicPr>
                   <pic:blipFill>
-                    <a:blip r:embed="rId17" cstate="print">
+                    <a:blip r:embed="rId18" cstate="print">
                       <a:extLst>
                         <a:ext uri="{28A0092B-C50C-407E-A947-70E740481C1C}">
                           <a14:useLocalDpi xmlns:a14="http://schemas.microsoft.com/office/drawing/2010/main" val="0"/>
@@ -3426,13 +3523,13 @@
         <w:pStyle w:val="Heading2"/>
       </w:pPr>
       <w:r>
-        <w:t xml:space="preserve">Supplementary Figure  </w:t>
+        <w:t>Figure S</w:t>
       </w:r>
       <w:r>
         <w:fldChar w:fldCharType="begin"/>
       </w:r>
       <w:r>
-        <w:instrText xml:space="preserve"> SEQ Supplementary_Figure_ \* ARABIC </w:instrText>
+        <w:instrText xml:space="preserve"> SEQ Figure_S \* ARABIC </w:instrText>
       </w:r>
       <w:r>
         <w:fldChar w:fldCharType="separate"/>
@@ -3447,6 +3544,9 @@
         <w:fldChar w:fldCharType="end"/>
       </w:r>
       <w:r>
+        <w:rPr>
+          <w:rFonts w:hint="eastAsia"/>
+        </w:rPr>
         <w:t xml:space="preserve"> </w:t>
       </w:r>
       <w:r>
@@ -3516,14 +3616,15 @@
       <w:pPr>
         <w:pStyle w:val="Heading2"/>
       </w:pPr>
-      <w:r>
-        <w:t xml:space="preserve">Supplementary Table </w:t>
+      <w:bookmarkStart w:id="1" w:name="_Ref232678720"/>
+      <w:r>
+        <w:t>Table S</w:t>
       </w:r>
       <w:r>
         <w:fldChar w:fldCharType="begin"/>
       </w:r>
       <w:r>
-        <w:instrText xml:space="preserve"> SEQ Supplementary_Table \* ARABIC </w:instrText>
+        <w:instrText xml:space="preserve"> SEQ Table_S \* ARABIC </w:instrText>
       </w:r>
       <w:r>
         <w:fldChar w:fldCharType="separate"/>
@@ -3535,12 +3636,13 @@
         <w:t>1</w:t>
       </w:r>
       <w:r>
-        <w:rPr>
-          <w:noProof/>
-        </w:rPr>
         <w:fldChar w:fldCharType="end"/>
       </w:r>
-      <w:r>
+      <w:bookmarkEnd w:id="1"/>
+      <w:r>
+        <w:rPr>
+          <w:rFonts w:hint="eastAsia"/>
+        </w:rPr>
         <w:t xml:space="preserve"> </w:t>
       </w:r>
       <w:r>
@@ -3771,6 +3873,7 @@
           </w:tcPr>
           <w:p>
             <w:r>
+              <w:lastRenderedPageBreak/>
               <w:t>L2-</w:t>
             </w:r>
             <w:r>
@@ -3827,7 +3930,6 @@
           </w:tcPr>
           <w:p>
             <w:r>
-              <w:lastRenderedPageBreak/>
               <w:t>L2-212,218-R</w:t>
             </w:r>
           </w:p>
@@ -4093,13 +4195,13 @@
         <w:pStyle w:val="Heading2"/>
       </w:pPr>
       <w:r>
-        <w:t xml:space="preserve">Supplementary Table </w:t>
+        <w:t>Table S</w:t>
       </w:r>
       <w:r>
         <w:fldChar w:fldCharType="begin"/>
       </w:r>
       <w:r>
-        <w:instrText xml:space="preserve"> SEQ Supplementary_Table \* ARABIC </w:instrText>
+        <w:instrText xml:space="preserve"> SEQ Table_S \* ARABIC </w:instrText>
       </w:r>
       <w:r>
         <w:fldChar w:fldCharType="separate"/>
@@ -4111,12 +4213,12 @@
         <w:t>2</w:t>
       </w:r>
       <w:r>
-        <w:rPr>
-          <w:noProof/>
-        </w:rPr>
         <w:fldChar w:fldCharType="end"/>
       </w:r>
       <w:r>
+        <w:rPr>
+          <w:rFonts w:hint="eastAsia"/>
+        </w:rPr>
         <w:t xml:space="preserve"> </w:t>
       </w:r>
       <w:r>
@@ -4413,6 +4515,7 @@
               <w:rPr>
                 <w:rFonts w:eastAsia="SimSun"/>
               </w:rPr>
+              <w:lastRenderedPageBreak/>
               <w:t>L1-sav4-3</w:t>
             </w:r>
           </w:p>
@@ -4476,7 +4579,6 @@
               <w:rPr>
                 <w:rFonts w:eastAsia="SimSun"/>
               </w:rPr>
-              <w:lastRenderedPageBreak/>
               <w:t>L1-sav6</w:t>
             </w:r>
           </w:p>
@@ -4888,6 +4990,7 @@
               <w:rPr>
                 <w:rFonts w:eastAsia="SimSun"/>
               </w:rPr>
+              <w:lastRenderedPageBreak/>
               <w:t>L1-sav17-1</w:t>
             </w:r>
           </w:p>
@@ -4951,7 +5054,6 @@
               <w:rPr>
                 <w:rFonts w:eastAsia="SimSun"/>
               </w:rPr>
-              <w:lastRenderedPageBreak/>
               <w:t>L1-sav18</w:t>
             </w:r>
           </w:p>
@@ -5393,6 +5495,7 @@
               <w:rPr>
                 <w:rFonts w:eastAsia="SimSun"/>
               </w:rPr>
+              <w:lastRenderedPageBreak/>
               <w:t>L2-sav9</w:t>
             </w:r>
           </w:p>
@@ -5456,7 +5559,6 @@
               <w:rPr>
                 <w:rFonts w:eastAsia="SimSun"/>
               </w:rPr>
-              <w:lastRenderedPageBreak/>
               <w:t>L2-sav10-2</w:t>
             </w:r>
           </w:p>
@@ -5865,6 +5967,7 @@
               <w:rPr>
                 <w:rFonts w:eastAsia="SimSun"/>
               </w:rPr>
+              <w:lastRenderedPageBreak/>
               <w:t>L2-sav20-3</w:t>
             </w:r>
           </w:p>
@@ -5961,7 +6064,6 @@
               <w:rPr>
                 <w:rFonts w:eastAsia="SimSun"/>
               </w:rPr>
-              <w:lastRenderedPageBreak/>
               <w:t>L3-sav1-1</w:t>
             </w:r>
           </w:p>
@@ -6370,6 +6472,7 @@
               <w:rPr>
                 <w:rFonts w:eastAsia="SimSun"/>
               </w:rPr>
+              <w:lastRenderedPageBreak/>
               <w:t>L3-sav16</w:t>
             </w:r>
           </w:p>
@@ -6433,7 +6536,6 @@
               <w:rPr>
                 <w:rFonts w:eastAsia="SimSun"/>
               </w:rPr>
-              <w:lastRenderedPageBreak/>
               <w:t>L4-sav1-3</w:t>
             </w:r>
           </w:p>
@@ -6782,6 +6884,7 @@
               <w:rPr>
                 <w:rFonts w:eastAsia="SimSun"/>
               </w:rPr>
+              <w:lastRenderedPageBreak/>
               <w:t>L4-sav16-3</w:t>
             </w:r>
           </w:p>
@@ -6845,7 +6948,6 @@
               <w:rPr>
                 <w:rFonts w:eastAsia="SimSun"/>
               </w:rPr>
-              <w:lastRenderedPageBreak/>
               <w:t>L4-sav17</w:t>
             </w:r>
           </w:p>
@@ -7035,7 +7137,21 @@
               <w:rPr>
                 <w:rFonts w:eastAsia="SimSun"/>
               </w:rPr>
-              <w:t>pWB980(-mp)-F</w:t>
+              <w:t>pWB980(-</w:t>
+            </w:r>
+            <w:proofErr w:type="spellStart"/>
+            <w:r>
+              <w:rPr>
+                <w:rFonts w:eastAsia="SimSun"/>
+              </w:rPr>
+              <w:t>mp</w:t>
+            </w:r>
+            <w:proofErr w:type="spellEnd"/>
+            <w:r>
+              <w:rPr>
+                <w:rFonts w:eastAsia="SimSun"/>
+              </w:rPr>
+              <w:t>)-F</w:t>
             </w:r>
           </w:p>
         </w:tc>
@@ -7065,7 +7181,21 @@
               <w:rPr>
                 <w:rFonts w:eastAsia="SimSun"/>
               </w:rPr>
-              <w:t>pWB980(-mp)-R</w:t>
+              <w:t>pWB980(-</w:t>
+            </w:r>
+            <w:proofErr w:type="spellStart"/>
+            <w:r>
+              <w:rPr>
+                <w:rFonts w:eastAsia="SimSun"/>
+              </w:rPr>
+              <w:t>mp</w:t>
+            </w:r>
+            <w:proofErr w:type="spellEnd"/>
+            <w:r>
+              <w:rPr>
+                <w:rFonts w:eastAsia="SimSun"/>
+              </w:rPr>
+              <w:t>)-R</w:t>
             </w:r>
           </w:p>
         </w:tc>
@@ -7098,7 +7228,21 @@
               <w:rPr>
                 <w:rFonts w:eastAsia="SimSun"/>
               </w:rPr>
-              <w:t>Sav-ep-pcr-F</w:t>
+              <w:t>Sav-ep-</w:t>
+            </w:r>
+            <w:proofErr w:type="spellStart"/>
+            <w:r>
+              <w:rPr>
+                <w:rFonts w:eastAsia="SimSun"/>
+              </w:rPr>
+              <w:t>pcr</w:t>
+            </w:r>
+            <w:proofErr w:type="spellEnd"/>
+            <w:r>
+              <w:rPr>
+                <w:rFonts w:eastAsia="SimSun"/>
+              </w:rPr>
+              <w:t>-F</w:t>
             </w:r>
           </w:p>
         </w:tc>
@@ -7128,7 +7272,21 @@
               <w:rPr>
                 <w:rFonts w:eastAsia="SimSun"/>
               </w:rPr>
-              <w:t>Sav-ep-pcr-R</w:t>
+              <w:t>Sav-ep-</w:t>
+            </w:r>
+            <w:proofErr w:type="spellStart"/>
+            <w:r>
+              <w:rPr>
+                <w:rFonts w:eastAsia="SimSun"/>
+              </w:rPr>
+              <w:t>pcr</w:t>
+            </w:r>
+            <w:proofErr w:type="spellEnd"/>
+            <w:r>
+              <w:rPr>
+                <w:rFonts w:eastAsia="SimSun"/>
+              </w:rPr>
+              <w:t>-R</w:t>
             </w:r>
           </w:p>
         </w:tc>
@@ -7281,13 +7439,13 @@
         <w:pStyle w:val="Heading2"/>
       </w:pPr>
       <w:r>
-        <w:t xml:space="preserve">Supplementary Table </w:t>
+        <w:t>Table S</w:t>
       </w:r>
       <w:r>
         <w:fldChar w:fldCharType="begin"/>
       </w:r>
       <w:r>
-        <w:instrText xml:space="preserve"> SEQ Supplementary_Table \* ARABIC </w:instrText>
+        <w:instrText xml:space="preserve"> SEQ Table_S \* ARABIC </w:instrText>
       </w:r>
       <w:r>
         <w:fldChar w:fldCharType="separate"/>
@@ -7299,13 +7457,16 @@
         <w:t>3</w:t>
       </w:r>
       <w:r>
-        <w:rPr>
-          <w:noProof/>
-        </w:rPr>
         <w:fldChar w:fldCharType="end"/>
       </w:r>
       <w:r>
-        <w:t xml:space="preserve"> | Primers for constructing fixed site mutants in the second round</w:t>
+        <w:rPr>
+          <w:rFonts w:hint="eastAsia"/>
+        </w:rPr>
+        <w:t xml:space="preserve"> </w:t>
+      </w:r>
+      <w:r>
+        <w:t>| Primers for constructing fixed site mutants in the second round</w:t>
       </w:r>
       <w:r>
         <w:t>.</w:t>
@@ -7412,6 +7573,7 @@
               <w:rPr>
                 <w:rFonts w:eastAsia="SimSun"/>
               </w:rPr>
+              <w:lastRenderedPageBreak/>
               <w:t>R2-FP-2</w:t>
             </w:r>
           </w:p>
@@ -7445,7 +7607,6 @@
               <w:rPr>
                 <w:rFonts w:eastAsia="SimSun"/>
               </w:rPr>
-              <w:lastRenderedPageBreak/>
               <w:t>R2-FP-3</w:t>
             </w:r>
           </w:p>
@@ -7623,14 +7784,16 @@
       <w:pPr>
         <w:pStyle w:val="Heading2"/>
       </w:pPr>
-      <w:r>
-        <w:t xml:space="preserve">Supplementary Table </w:t>
+      <w:bookmarkStart w:id="2" w:name="_Ref232678806"/>
+      <w:bookmarkStart w:id="3" w:name="_Ref232679666"/>
+      <w:r>
+        <w:t>Table S</w:t>
       </w:r>
       <w:r>
         <w:fldChar w:fldCharType="begin"/>
       </w:r>
       <w:r>
-        <w:instrText xml:space="preserve"> SEQ Supplementary_Table \* ARABIC </w:instrText>
+        <w:instrText xml:space="preserve"> SEQ Table_S \* ARABIC </w:instrText>
       </w:r>
       <w:r>
         <w:fldChar w:fldCharType="separate"/>
@@ -7642,17 +7805,24 @@
         <w:t>4</w:t>
       </w:r>
       <w:r>
-        <w:rPr>
-          <w:noProof/>
-        </w:rPr>
         <w:fldChar w:fldCharType="end"/>
       </w:r>
-      <w:r>
-        <w:t xml:space="preserve"> | Primers for constructing the library in the second round</w:t>
+      <w:bookmarkEnd w:id="2"/>
+      <w:r>
+        <w:rPr>
+          <w:rFonts w:hint="eastAsia"/>
+        </w:rPr>
+        <w:t xml:space="preserve"> </w:t>
+      </w:r>
+      <w:bookmarkStart w:id="4" w:name="_Ref232679678"/>
+      <w:r>
+        <w:t>| Primers for constructing the library in the second round</w:t>
       </w:r>
       <w:r>
         <w:t>.</w:t>
       </w:r>
+      <w:bookmarkEnd w:id="3"/>
+      <w:bookmarkEnd w:id="4"/>
     </w:p>
     <w:tbl>
       <w:tblPr>
@@ -7873,6 +8043,7 @@
               </w:rPr>
             </w:pPr>
             <w:r>
+              <w:lastRenderedPageBreak/>
               <w:t>R2-3-</w:t>
             </w:r>
             <w:r>
@@ -7904,7 +8075,6 @@
           </w:tcPr>
           <w:p>
             <w:r>
-              <w:lastRenderedPageBreak/>
               <w:t>R2-4</w:t>
             </w:r>
           </w:p>
@@ -8164,6 +8334,7 @@
               </w:rPr>
             </w:pPr>
             <w:r>
+              <w:lastRenderedPageBreak/>
               <w:t>R2-9-</w:t>
             </w:r>
             <w:r>
@@ -8217,7 +8388,6 @@
           </w:tcPr>
           <w:p>
             <w:r>
-              <w:lastRenderedPageBreak/>
               <w:t>R2-11</w:t>
             </w:r>
           </w:p>
@@ -8391,8 +8561,13 @@
             <w:tcW w:w="1838" w:type="dxa"/>
           </w:tcPr>
           <w:p>
-            <w:r>
-              <w:t>mp-R</w:t>
+            <w:proofErr w:type="spellStart"/>
+            <w:r>
+              <w:t>mp</w:t>
+            </w:r>
+            <w:proofErr w:type="spellEnd"/>
+            <w:r>
+              <w:t>-R</w:t>
             </w:r>
           </w:p>
         </w:tc>
@@ -8442,7 +8617,15 @@
           </w:tcPr>
           <w:p>
             <w:r>
-              <w:t>R2-(-mp)-F</w:t>
+              <w:t>R2-(-</w:t>
+            </w:r>
+            <w:proofErr w:type="spellStart"/>
+            <w:r>
+              <w:t>mp</w:t>
+            </w:r>
+            <w:proofErr w:type="spellEnd"/>
+            <w:r>
+              <w:t>)-F</w:t>
             </w:r>
           </w:p>
         </w:tc>
@@ -8463,154 +8646,39 @@
     </w:tbl>
     <w:p>
       <w:pPr>
-        <w:pStyle w:val="Caption"/>
-        <w:keepNext/>
-        <w:rPr>
-          <w:rFonts w:eastAsiaTheme="majorEastAsia"/>
-          <w:b/>
-          <w:bCs/>
-          <w:i w:val="0"/>
-          <w:iCs w:val="0"/>
-          <w:color w:val="000000" w:themeColor="text1"/>
-          <w:kern w:val="2"/>
-          <w:sz w:val="24"/>
-          <w:szCs w:val="24"/>
-          <w14:ligatures w14:val="standardContextual"/>
-        </w:rPr>
+        <w:pStyle w:val="Heading2"/>
       </w:pPr>
       <w:r>
-        <w:rPr>
-          <w:rFonts w:eastAsiaTheme="majorEastAsia"/>
-          <w:b/>
-          <w:bCs/>
-          <w:i w:val="0"/>
-          <w:iCs w:val="0"/>
-          <w:color w:val="000000" w:themeColor="text1"/>
-          <w:kern w:val="2"/>
-          <w:sz w:val="24"/>
-          <w:szCs w:val="24"/>
-          <w14:ligatures w14:val="standardContextual"/>
-        </w:rPr>
-        <w:t xml:space="preserve">Supplementary Table </w:t>
-      </w:r>
-      <w:r>
-        <w:rPr>
-          <w:rFonts w:eastAsiaTheme="majorEastAsia"/>
-          <w:b/>
-          <w:bCs/>
-          <w:i w:val="0"/>
-          <w:iCs w:val="0"/>
-          <w:color w:val="000000" w:themeColor="text1"/>
-          <w:kern w:val="2"/>
-          <w:sz w:val="24"/>
-          <w:szCs w:val="24"/>
-          <w14:ligatures w14:val="standardContextual"/>
-        </w:rPr>
+        <w:t>Table S</w:t>
+      </w:r>
+      <w:r>
         <w:fldChar w:fldCharType="begin"/>
       </w:r>
       <w:r>
-        <w:rPr>
-          <w:rFonts w:eastAsiaTheme="majorEastAsia"/>
-          <w:b/>
-          <w:bCs/>
-          <w:i w:val="0"/>
-          <w:iCs w:val="0"/>
-          <w:color w:val="000000" w:themeColor="text1"/>
-          <w:kern w:val="2"/>
-          <w:sz w:val="24"/>
-          <w:szCs w:val="24"/>
-          <w14:ligatures w14:val="standardContextual"/>
-        </w:rPr>
-        <w:instrText xml:space="preserve"> SEQ Supplementary_Table \* ARABIC </w:instrText>
-      </w:r>
-      <w:r>
-        <w:rPr>
-          <w:rFonts w:eastAsiaTheme="majorEastAsia"/>
-          <w:b/>
-          <w:bCs/>
-          <w:i w:val="0"/>
-          <w:iCs w:val="0"/>
-          <w:color w:val="000000" w:themeColor="text1"/>
-          <w:kern w:val="2"/>
-          <w:sz w:val="24"/>
-          <w:szCs w:val="24"/>
-          <w14:ligatures w14:val="standardContextual"/>
-        </w:rPr>
+        <w:instrText xml:space="preserve"> SEQ Table_S \* ARABIC </w:instrText>
+      </w:r>
+      <w:r>
         <w:fldChar w:fldCharType="separate"/>
       </w:r>
       <w:r>
-        <w:rPr>
-          <w:rFonts w:eastAsiaTheme="majorEastAsia"/>
-          <w:b/>
-          <w:bCs/>
-          <w:i w:val="0"/>
-          <w:iCs w:val="0"/>
-          <w:color w:val="000000" w:themeColor="text1"/>
-          <w:kern w:val="2"/>
-          <w:sz w:val="24"/>
-          <w:szCs w:val="24"/>
-          <w14:ligatures w14:val="standardContextual"/>
-        </w:rPr>
         <w:t>5</w:t>
       </w:r>
       <w:r>
-        <w:rPr>
-          <w:rFonts w:eastAsiaTheme="majorEastAsia"/>
-          <w:b/>
-          <w:bCs/>
-          <w:i w:val="0"/>
-          <w:iCs w:val="0"/>
-          <w:color w:val="000000" w:themeColor="text1"/>
-          <w:kern w:val="2"/>
-          <w:sz w:val="24"/>
-          <w:szCs w:val="24"/>
-          <w14:ligatures w14:val="standardContextual"/>
-        </w:rPr>
         <w:fldChar w:fldCharType="end"/>
       </w:r>
       <w:r>
         <w:rPr>
-          <w:rFonts w:eastAsiaTheme="majorEastAsia"/>
-          <w:b/>
-          <w:bCs/>
-          <w:i w:val="0"/>
-          <w:iCs w:val="0"/>
-          <w:color w:val="000000" w:themeColor="text1"/>
-          <w:kern w:val="2"/>
-          <w:sz w:val="24"/>
-          <w:szCs w:val="24"/>
-          <w14:ligatures w14:val="standardContextual"/>
-        </w:rPr>
-        <w:t xml:space="preserve"> | Primers for constructing the </w:t>
-      </w:r>
-      <w:r>
-        <w:rPr>
-          <w:rFonts w:eastAsiaTheme="majorEastAsia"/>
-          <w:b/>
-          <w:bCs/>
-          <w:i w:val="0"/>
-          <w:iCs w:val="0"/>
-          <w:color w:val="000000" w:themeColor="text1"/>
-          <w:kern w:val="2"/>
-          <w:sz w:val="24"/>
-          <w:szCs w:val="24"/>
-          <w14:ligatures w14:val="standardContextual"/>
-        </w:rPr>
+          <w:rFonts w:hint="eastAsia"/>
+        </w:rPr>
+        <w:t xml:space="preserve"> </w:t>
+      </w:r>
+      <w:r>
+        <w:t xml:space="preserve">| Primers for constructing the </w:t>
+      </w:r>
+      <w:r>
         <w:t xml:space="preserve">savinase </w:t>
       </w:r>
       <w:r>
-        <w:rPr>
-          <w:rFonts w:eastAsiaTheme="majorEastAsia"/>
-          <w:b/>
-          <w:bCs/>
-          <w:i w:val="0"/>
-          <w:iCs w:val="0"/>
-          <w:color w:val="000000" w:themeColor="text1"/>
-          <w:kern w:val="2"/>
-          <w:sz w:val="24"/>
-          <w:szCs w:val="24"/>
-          <w14:ligatures w14:val="standardContextual"/>
-        </w:rPr>
         <w:t>libraries in the third round.</w:t>
       </w:r>
     </w:p>
@@ -8711,6 +8779,7 @@
           </w:tcPr>
           <w:p>
             <w:r>
+              <w:lastRenderedPageBreak/>
               <w:t>amyE-5'-R</w:t>
             </w:r>
           </w:p>
@@ -8758,7 +8827,6 @@
           </w:tcPr>
           <w:p>
             <w:r>
-              <w:lastRenderedPageBreak/>
               <w:t>amyE-3'-R</w:t>
             </w:r>
           </w:p>
@@ -9013,7 +9081,7 @@
                     </pic:cNvPicPr>
                   </pic:nvPicPr>
                   <pic:blipFill>
-                    <a:blip r:embed="rId18"/>
+                    <a:blip r:embed="rId19"/>
                     <a:stretch>
                       <a:fillRect/>
                     </a:stretch>
@@ -11193,6 +11261,10 @@
 </file>
 
 <file path=customXml/item1.xml><?xml version="1.0" encoding="utf-8"?>
+<b:Sources xmlns:b="http://schemas.openxmlformats.org/officeDocument/2006/bibliography" xmlns="http://schemas.openxmlformats.org/officeDocument/2006/bibliography" SelectedStyle="/APASixthEditionOfficeOnline.xsl" StyleName="APA" Version="6"/>
+</file>
+
+<file path=customXml/item2.xml><?xml version="1.0" encoding="utf-8"?>
 <s:customData xmlns="http://www.wps.cn/officeDocument/2013/wpsCustomData" xmlns:s="http://www.wps.cn/officeDocument/2013/wpsCustomData">
   <customSectProps/>
   <customShpExts>
@@ -11202,6 +11274,14 @@
 </file>
 
 <file path=customXml/itemProps1.xml><?xml version="1.0" encoding="utf-8"?>
+<ds:datastoreItem xmlns:ds="http://schemas.openxmlformats.org/officeDocument/2006/customXml" ds:itemID="{7EF1D56A-0F5A-644B-8D18-58C9D85DFC16}">
+  <ds:schemaRefs>
+    <ds:schemaRef ds:uri="http://schemas.openxmlformats.org/officeDocument/2006/bibliography"/>
+  </ds:schemaRefs>
+</ds:datastoreItem>
+</file>
+
+<file path=customXml/itemProps2.xml><?xml version="1.0" encoding="utf-8"?>
 <ds:datastoreItem xmlns:ds="http://schemas.openxmlformats.org/officeDocument/2006/customXml" ds:itemID="{B1977F7D-205B-4081-913C-38D41E755F92}">
   <ds:schemaRefs>
     <ds:schemaRef ds:uri="http://www.wps.cn/officeDocument/2013/wpsCustomData"/>
